--- a/template_command_small.docx
+++ b/template_command_small.docx
@@ -238,7 +238,7 @@
     </w:p>
     <w:p>
       <w:pPr>
-        <w:ind w:rightChars="117" w:right="281"/>
+        <w:ind w:rightChars="177" w:right="425"/>
         <w:jc w:val="both"/>
         <w:rPr>
           <w:rFonts w:ascii="TH SarabunPSK" w:hAnsi="TH SarabunPSK" w:cs="TH SarabunPSK"/>
@@ -252,6 +252,7 @@
           <w:rFonts w:ascii="TH SarabunPSK" w:hAnsi="TH SarabunPSK" w:cs="TH SarabunPSK"/>
           <w:sz w:val="32"/>
           <w:szCs w:val="32"/>
+          <w:cs/>
           <w:lang w:val="en-US"/>
         </w:rPr>
         <w:tab/>
@@ -261,6 +262,7 @@
           <w:rFonts w:ascii="TH SarabunPSK" w:hAnsi="TH SarabunPSK" w:cs="TH SarabunPSK"/>
           <w:sz w:val="32"/>
           <w:szCs w:val="32"/>
+          <w:cs/>
           <w:lang w:val="en-US"/>
         </w:rPr>
         <w:tab/>
@@ -273,7 +275,36 @@
           <w:cs/>
           <w:lang w:val="en-US"/>
         </w:rPr>
-        <w:t>ด้วยข้าราชการครูและบุคลากรทางการศึกษาโรงเรียนวังน้ำเย็นวิทยาคมมีความประสงค์จะเดินทางไปราชการ</w:t>
+        <w:t>ด้วยข้าราชการครูและบุคลากรทางการศึกษาโรงเรียนวังน้ำเย็นวิทยาคมมีความประสงค์จ</w:t>
+      </w:r>
+      <w:r>
+        <w:rPr>
+          <w:rFonts w:ascii="TH SarabunPSK" w:hAnsi="TH SarabunPSK" w:cs="TH SarabunPSK" w:hint="cs"/>
+          <w:sz w:val="32"/>
+          <w:szCs w:val="32"/>
+          <w:cs/>
+          <w:lang w:val="en-US"/>
+        </w:rPr>
+        <w:t>ะ</w:t>
+      </w:r>
+      <w:r>
+        <w:rPr>
+          <w:rFonts w:ascii="TH SarabunPSK" w:hAnsi="TH SarabunPSK" w:cs="TH SarabunPSK"/>
+          <w:sz w:val="32"/>
+          <w:szCs w:val="32"/>
+          <w:cs/>
+          <w:lang w:val="en-US"/>
+        </w:rPr>
+        <w:t>เดินทางไปราชการ เพื่อ</w:t>
+      </w:r>
+      <w:r>
+        <w:rPr>
+          <w:rFonts w:ascii="TH SarabunPSK" w:hAnsi="TH SarabunPSK" w:cs="TH SarabunPSK"/>
+          <w:sz w:val="32"/>
+          <w:szCs w:val="32"/>
+          <w:lang w:val="en-US"/>
+        </w:rPr>
+        <w:t xml:space="preserve">{purpose} {date_range} </w:t>
       </w:r>
       <w:r>
         <w:rPr>
@@ -292,25 +323,6 @@
           <w:cs/>
           <w:lang w:val="en-US"/>
         </w:rPr>
-        <w:t>เพื่อ</w:t>
-      </w:r>
-      <w:r>
-        <w:rPr>
-          <w:rFonts w:ascii="TH SarabunPSK" w:hAnsi="TH SarabunPSK" w:cs="TH SarabunPSK"/>
-          <w:sz w:val="32"/>
-          <w:szCs w:val="32"/>
-          <w:lang w:val="en-US"/>
-        </w:rPr>
-        <w:t xml:space="preserve">{purpose} {date_range} </w:t>
-      </w:r>
-      <w:r>
-        <w:rPr>
-          <w:rFonts w:ascii="TH SarabunPSK" w:hAnsi="TH SarabunPSK" w:cs="TH SarabunPSK"/>
-          <w:sz w:val="32"/>
-          <w:szCs w:val="32"/>
-          <w:cs/>
-          <w:lang w:val="en-US"/>
-        </w:rPr>
         <w:t>ณ</w:t>
       </w:r>
       <w:r>
@@ -329,7 +341,52 @@
           <w:szCs w:val="32"/>
           <w:lang w:val="en-US"/>
         </w:rPr>
-        <w:t xml:space="preserve">{location} </w:t>
+        <w:t>{location}</w:t>
+      </w:r>
+      <w:r>
+        <w:rPr>
+          <w:rFonts w:ascii="TH SarabunPSK" w:hAnsi="TH SarabunPSK" w:cs="TH SarabunPSK"/>
+          <w:sz w:val="32"/>
+          <w:szCs w:val="32"/>
+          <w:lang w:val="en-US"/>
+        </w:rPr>
+        <w:t xml:space="preserve"> </w:t>
+      </w:r>
+      <w:r>
+        <w:rPr>
+          <w:rFonts w:ascii="TH SarabunPSK" w:eastAsia="Sarabun" w:hAnsi="TH SarabunPSK" w:cs="TH SarabunPSK"/>
+          <w:sz w:val="32"/>
+          <w:szCs w:val="32"/>
+          <w:lang w:val="en-US"/>
+        </w:rPr>
+        <w:t>{</w:t>
+      </w:r>
+      <w:r>
+        <w:rPr>
+          <w:rFonts w:ascii="TH SarabunPSK" w:eastAsia="Sarabun" w:hAnsi="TH SarabunPSK" w:cs="TH SarabunPSK"/>
+          <w:sz w:val="32"/>
+          <w:szCs w:val="32"/>
+          <w:lang w:val="en-US"/>
+        </w:rPr>
+        <w:t>province</w:t>
+      </w:r>
+      <w:r>
+        <w:rPr>
+          <w:rFonts w:ascii="TH SarabunPSK" w:eastAsia="Sarabun" w:hAnsi="TH SarabunPSK" w:cs="TH SarabunPSK"/>
+          <w:sz w:val="32"/>
+          <w:szCs w:val="32"/>
+          <w:lang w:val="en-US"/>
+        </w:rPr>
+        <w:t>}</w:t>
+      </w:r>
+      <w:r>
+        <w:rPr>
+          <w:rFonts w:ascii="TH SarabunPSK" w:hAnsi="TH SarabunPSK" w:cs="TH SarabunPSK"/>
+          <w:sz w:val="32"/>
+          <w:szCs w:val="32"/>
+          <w:lang w:val="en-US"/>
+        </w:rPr>
+        <w:t xml:space="preserve"> </w:t>
       </w:r>
       <w:r>
         <w:rPr>

--- a/template_command_small.docx
+++ b/template_command_small.docx
@@ -238,7 +238,7 @@
     </w:p>
     <w:p>
       <w:pPr>
-        <w:ind w:rightChars="177" w:right="425"/>
+        <w:ind w:rightChars="117" w:right="281"/>
         <w:jc w:val="both"/>
         <w:rPr>
           <w:rFonts w:ascii="TH SarabunPSK" w:hAnsi="TH SarabunPSK" w:cs="TH SarabunPSK"/>
@@ -304,7 +304,7 @@
           <w:szCs w:val="32"/>
           <w:lang w:val="en-US"/>
         </w:rPr>
-        <w:t xml:space="preserve">{purpose} {date_range} </w:t>
+        <w:t>{purpose} {date_range}</w:t>
       </w:r>
       <w:r>
         <w:rPr>
